--- a/lessons/8-2/downloads/reveal/teacher/8.2-session-2-prerequisite-practice-a.docx
+++ b/lessons/8-2/downloads/reveal/teacher/8.2-session-2-prerequisite-practice-a.docx
@@ -15,10 +15,28 @@
         <w:rPr>
           <w:rFonts w:ascii="Avenir Next" w:hAnsi="Avenir Next" w:cs="Avenir Next" w:eastAsia="Avenir Next"/>
           <w:color w:val="1A1A1A"/>
+          <w:sz w:val="22"/>
+          <w:szCs w:val="20"/>
+        </w:rPr>
+        <w:t xml:space="preserve">Name</w:t>
+      </w:r>
+      <w:r>
+        <w:rPr>
+          <w:rFonts w:ascii="Avenir Next" w:hAnsi="Avenir Next" w:cs="Avenir Next" w:eastAsia="Avenir Next"/>
+          <w:color w:val="1A1A1A"/>
           <w:sz w:val="20"/>
           <w:szCs w:val="20"/>
         </w:rPr>
-        <w:t xml:space="preserve">Name</w:t>
+        <w:tab/>
+      </w:r>
+      <w:r>
+        <w:rPr>
+          <w:rFonts w:ascii="Avenir Next" w:hAnsi="Avenir Next" w:cs="Avenir Next" w:eastAsia="Avenir Next"/>
+          <w:color w:val="1A1A1A"/>
+          <w:sz w:val="22"/>
+          <w:szCs w:val="20"/>
+        </w:rPr>
+        <w:t xml:space="preserve">   Date</w:t>
       </w:r>
       <w:r>
         <w:rPr>
@@ -33,25 +51,7 @@
         <w:rPr>
           <w:rFonts w:ascii="Avenir Next" w:hAnsi="Avenir Next" w:cs="Avenir Next" w:eastAsia="Avenir Next"/>
           <w:color w:val="1A1A1A"/>
-          <w:sz w:val="20"/>
-          <w:szCs w:val="20"/>
-        </w:rPr>
-        <w:t xml:space="preserve">   Date</w:t>
-      </w:r>
-      <w:r>
-        <w:rPr>
-          <w:rFonts w:ascii="Avenir Next" w:hAnsi="Avenir Next" w:cs="Avenir Next" w:eastAsia="Avenir Next"/>
-          <w:color w:val="1A1A1A"/>
-          <w:sz w:val="20"/>
-          <w:szCs w:val="20"/>
-        </w:rPr>
-        <w:tab/>
-      </w:r>
-      <w:r>
-        <w:rPr>
-          <w:rFonts w:ascii="Avenir Next" w:hAnsi="Avenir Next" w:cs="Avenir Next" w:eastAsia="Avenir Next"/>
-          <w:color w:val="1A1A1A"/>
-          <w:sz w:val="20"/>
+          <w:sz w:val="22"/>
           <w:szCs w:val="20"/>
         </w:rPr>
         <w:t xml:space="preserve">   Period</w:t>
@@ -78,7 +78,7 @@
           <w:caps/>
           <w:color w:val="003A70"/>
           <w:spacing w:val="12"/>
-          <w:sz w:val="19"/>
+          <w:sz w:val="22"/>
           <w:szCs w:val="19"/>
         </w:rPr>
         <w:t xml:space="preserve">Lesson 8-2  ·  Session 2  ·  Prerequisite Practice A  ·  Skill 1 of 2</w:t>
@@ -86,6 +86,7 @@
     </w:p>
     <w:p>
       <w:pPr>
+        <w:pStyle w:val="Heading1"/>
         <w:keepNext/>
         <w:spacing w:before="0" w:after="10" w:line="240" w:lineRule="auto"/>
       </w:pPr>
@@ -111,7 +112,7 @@
         <w:rPr>
           <w:rFonts w:ascii="Avenir Next" w:hAnsi="Avenir Next" w:cs="Avenir Next" w:eastAsia="Avenir Next"/>
           <w:color w:val="5A5F66"/>
-          <w:sz w:val="17"/>
+          <w:sz w:val="22"/>
           <w:szCs w:val="17"/>
         </w:rPr>
         <w:t xml:space="preserve">Builds on Grade 4 · 4.NBT.B.4</w:t>
@@ -154,6 +155,7 @@
           </w:tcPr>
           <w:p>
             <w:pPr>
+              <w:pStyle w:val="Heading2"/>
               <w:spacing w:before="0" w:after="0" w:line="252" w:lineRule="auto"/>
             </w:pPr>
             <w:r>
@@ -183,7 +185,7 @@
               <w:rPr>
                 <w:rFonts w:ascii="Avenir Next" w:hAnsi="Avenir Next" w:cs="Avenir Next" w:eastAsia="Avenir Next"/>
                 <w:color w:val="1A1A1A"/>
-                <w:sz w:val="20"/>
+                <w:sz w:val="22"/>
                 <w:szCs w:val="20"/>
               </w:rPr>
               <w:t xml:space="preserve">To solve </w:t>
@@ -193,7 +195,7 @@
                 <w:rFonts w:ascii="Avenir Next" w:hAnsi="Avenir Next" w:cs="Avenir Next" w:eastAsia="Avenir Next"/>
                 <w:i/>
                 <w:color w:val="1A1A1A"/>
-                <w:sz w:val="20"/>
+                <w:sz w:val="22"/>
                 <w:szCs w:val="20"/>
               </w:rPr>
               <w:t xml:space="preserve">a</w:t>
@@ -202,7 +204,7 @@
               <w:rPr>
                 <w:rFonts w:ascii="Avenir Next" w:hAnsi="Avenir Next" w:cs="Avenir Next" w:eastAsia="Avenir Next"/>
                 <w:color w:val="1A1A1A"/>
-                <w:sz w:val="20"/>
+                <w:sz w:val="22"/>
                 <w:szCs w:val="20"/>
               </w:rPr>
               <w:t xml:space="preserve"> − 128 = 95, you add 95 + 128.</w:t>
@@ -222,6 +224,7 @@
           </w:tcPr>
           <w:p>
             <w:pPr>
+              <w:pStyle w:val="Heading2"/>
               <w:spacing w:before="0" w:after="0" w:line="252" w:lineRule="auto"/>
             </w:pPr>
             <w:r>
@@ -251,7 +254,7 @@
               <w:rPr>
                 <w:rFonts w:ascii="Avenir Next" w:hAnsi="Avenir Next" w:cs="Avenir Next" w:eastAsia="Avenir Next"/>
                 <w:color w:val="1A1A1A"/>
-                <w:sz w:val="20"/>
+                <w:sz w:val="22"/>
                 <w:szCs w:val="20"/>
               </w:rPr>
               <w:t xml:space="preserve">Add with regrouping, like 95 + 128.  </w:t>
@@ -261,7 +264,7 @@
                 <w:rFonts w:ascii="Avenir Next" w:hAnsi="Avenir Next" w:cs="Avenir Next" w:eastAsia="Avenir Next"/>
                 <w:b/>
                 <w:color w:val="1A1A1A"/>
-                <w:sz w:val="20"/>
+                <w:sz w:val="22"/>
                 <w:szCs w:val="20"/>
               </w:rPr>
               <w:t xml:space="preserve">You will use it in Practice Form A, problems 5 and 7.</w:t>
@@ -272,6 +275,7 @@
     </w:tbl>
     <w:p>
       <w:pPr>
+        <w:pStyle w:val="Heading2"/>
         <w:keepNext/>
         <w:pBdr>
           <w:bottom w:val="single" w:sz="8" w:space="3" w:color="003A70"/>
@@ -287,7 +291,7 @@
           <w:b/>
           <w:color w:val="003A70"/>
           <w:spacing w:val="14"/>
-          <w:sz w:val="19"/>
+          <w:sz w:val="22"/>
           <w:szCs w:val="19"/>
         </w:rPr>
         <w:t xml:space="preserve">STEPS TO FOLLOW</w:t>
@@ -306,7 +310,7 @@
           <w:rFonts w:ascii="Avenir Next" w:hAnsi="Avenir Next" w:cs="Avenir Next" w:eastAsia="Avenir Next"/>
           <w:i/>
           <w:color w:val="5A5F66"/>
-          <w:sz w:val="17"/>
+          <w:sz w:val="22"/>
           <w:szCs w:val="17"/>
         </w:rPr>
         <w:t xml:space="preserve">use these same steps on every problem</w:t>
@@ -348,6 +352,7 @@
           </w:tcPr>
           <w:p>
             <w:pPr>
+              <w:pStyle w:val="Heading1"/>
               <w:spacing w:before="0" w:after="0" w:line="240" w:lineRule="auto"/>
               <w:jc w:val="center"/>
             </w:pPr>
@@ -376,7 +381,7 @@
               <w:rPr>
                 <w:rFonts w:ascii="Avenir Next" w:hAnsi="Avenir Next" w:cs="Avenir Next" w:eastAsia="Avenir Next"/>
                 <w:color w:val="1A1A1A"/>
-                <w:sz w:val="21"/>
+                <w:sz w:val="22"/>
                 <w:szCs w:val="21"/>
               </w:rPr>
               <w:t xml:space="preserve">Line up the </w:t>
@@ -386,7 +391,7 @@
                 <w:rFonts w:ascii="Avenir Next" w:hAnsi="Avenir Next" w:cs="Avenir Next" w:eastAsia="Avenir Next"/>
                 <w:b/>
                 <w:color w:val="1A1A1A"/>
-                <w:sz w:val="21"/>
+                <w:sz w:val="22"/>
                 <w:szCs w:val="21"/>
               </w:rPr>
               <w:t xml:space="preserve">places</w:t>
@@ -395,7 +400,7 @@
               <w:rPr>
                 <w:rFonts w:ascii="Avenir Next" w:hAnsi="Avenir Next" w:cs="Avenir Next" w:eastAsia="Avenir Next"/>
                 <w:color w:val="1A1A1A"/>
-                <w:sz w:val="21"/>
+                <w:sz w:val="22"/>
                 <w:szCs w:val="21"/>
               </w:rPr>
               <w:t xml:space="preserve">. Start with the ones.</w:t>
@@ -414,6 +419,7 @@
           </w:tcPr>
           <w:p>
             <w:pPr>
+              <w:pStyle w:val="Heading1"/>
               <w:spacing w:before="0" w:after="0" w:line="240" w:lineRule="auto"/>
               <w:jc w:val="center"/>
             </w:pPr>
@@ -442,7 +448,7 @@
               <w:rPr>
                 <w:rFonts w:ascii="Avenir Next" w:hAnsi="Avenir Next" w:cs="Avenir Next" w:eastAsia="Avenir Next"/>
                 <w:color w:val="1A1A1A"/>
-                <w:sz w:val="21"/>
+                <w:sz w:val="22"/>
                 <w:szCs w:val="21"/>
               </w:rPr>
               <w:t xml:space="preserve">Ten or more? </w:t>
@@ -452,7 +458,7 @@
                 <w:rFonts w:ascii="Avenir Next" w:hAnsi="Avenir Next" w:cs="Avenir Next" w:eastAsia="Avenir Next"/>
                 <w:b/>
                 <w:color w:val="1A1A1A"/>
-                <w:sz w:val="21"/>
+                <w:sz w:val="22"/>
                 <w:szCs w:val="21"/>
               </w:rPr>
               <w:t xml:space="preserve">Regroup</w:t>
@@ -461,7 +467,7 @@
               <w:rPr>
                 <w:rFonts w:ascii="Avenir Next" w:hAnsi="Avenir Next" w:cs="Avenir Next" w:eastAsia="Avenir Next"/>
                 <w:color w:val="1A1A1A"/>
-                <w:sz w:val="21"/>
+                <w:sz w:val="22"/>
                 <w:szCs w:val="21"/>
               </w:rPr>
               <w:t xml:space="preserve"> 10 ones as 1 ten.</w:t>
@@ -480,6 +486,7 @@
           </w:tcPr>
           <w:p>
             <w:pPr>
+              <w:pStyle w:val="Heading1"/>
               <w:spacing w:before="0" w:after="0" w:line="240" w:lineRule="auto"/>
               <w:jc w:val="center"/>
             </w:pPr>
@@ -509,7 +516,7 @@
                 <w:rFonts w:ascii="Avenir Next" w:hAnsi="Avenir Next" w:cs="Avenir Next" w:eastAsia="Avenir Next"/>
                 <w:b/>
                 <w:color w:val="1A1A1A"/>
-                <w:sz w:val="21"/>
+                <w:sz w:val="22"/>
                 <w:szCs w:val="21"/>
               </w:rPr>
               <w:t xml:space="preserve">Add</w:t>
@@ -518,7 +525,7 @@
               <w:rPr>
                 <w:rFonts w:ascii="Avenir Next" w:hAnsi="Avenir Next" w:cs="Avenir Next" w:eastAsia="Avenir Next"/>
                 <w:color w:val="1A1A1A"/>
-                <w:sz w:val="21"/>
+                <w:sz w:val="22"/>
                 <w:szCs w:val="21"/>
               </w:rPr>
               <w:t xml:space="preserve"> the next place. Include the regrouped 1.</w:t>
@@ -529,6 +536,7 @@
     </w:tbl>
     <w:p>
       <w:pPr>
+        <w:pStyle w:val="Heading2"/>
         <w:keepNext/>
         <w:pBdr>
           <w:bottom w:val="single" w:sz="8" w:space="3" w:color="003A70"/>
@@ -544,7 +552,7 @@
           <w:b/>
           <w:color w:val="003A70"/>
           <w:spacing w:val="14"/>
-          <w:sz w:val="19"/>
+          <w:sz w:val="22"/>
           <w:szCs w:val="19"/>
         </w:rPr>
         <w:t xml:space="preserve">WATCH ME</w:t>
@@ -563,7 +571,7 @@
           <w:rFonts w:ascii="Avenir Next" w:hAnsi="Avenir Next" w:cs="Avenir Next" w:eastAsia="Avenir Next"/>
           <w:i/>
           <w:color w:val="5A5F66"/>
-          <w:sz w:val="17"/>
+          <w:sz w:val="22"/>
           <w:szCs w:val="17"/>
         </w:rPr>
         <w:t xml:space="preserve">the steps in action</w:t>
@@ -578,7 +586,7 @@
           <w:rFonts w:ascii="Avenir Next" w:hAnsi="Avenir Next" w:cs="Avenir Next" w:eastAsia="Avenir Next"/>
           <w:b/>
           <w:color w:val="1A1A1A"/>
-          <w:sz w:val="21"/>
+          <w:sz w:val="22"/>
           <w:szCs w:val="21"/>
         </w:rPr>
         <w:t xml:space="preserve">Find 95 + 128.</w:t>
@@ -597,25 +605,25 @@
           <w:rFonts w:ascii="Avenir Next" w:hAnsi="Avenir Next" w:cs="Avenir Next" w:eastAsia="Avenir Next"/>
           <w:b/>
           <w:color w:val="003A70"/>
+          <w:sz w:val="22"/>
+          <w:szCs w:val="19"/>
+        </w:rPr>
+        <w:t xml:space="preserve">Step 1</w:t>
+      </w:r>
+      <w:r>
+        <w:rPr>
+          <w:rFonts w:ascii="Avenir Next" w:hAnsi="Avenir Next" w:cs="Avenir Next" w:eastAsia="Avenir Next"/>
+          <w:color w:val="1A1A1A"/>
           <w:sz w:val="19"/>
           <w:szCs w:val="19"/>
         </w:rPr>
-        <w:t xml:space="preserve">Step 1</w:t>
-      </w:r>
-      <w:r>
-        <w:rPr>
-          <w:rFonts w:ascii="Avenir Next" w:hAnsi="Avenir Next" w:cs="Avenir Next" w:eastAsia="Avenir Next"/>
-          <w:color w:val="1A1A1A"/>
-          <w:sz w:val="19"/>
-          <w:szCs w:val="19"/>
-        </w:rPr>
         <w:tab/>
       </w:r>
       <w:r>
         <w:rPr>
           <w:rFonts w:ascii="Avenir Next" w:hAnsi="Avenir Next" w:cs="Avenir Next" w:eastAsia="Avenir Next"/>
           <w:color w:val="1A1A1A"/>
-          <w:sz w:val="21"/>
+          <w:sz w:val="22"/>
           <w:szCs w:val="21"/>
         </w:rPr>
         <w:t xml:space="preserve">Ones: 5 + 8 = 13.</w:t>
@@ -634,25 +642,25 @@
           <w:rFonts w:ascii="Avenir Next" w:hAnsi="Avenir Next" w:cs="Avenir Next" w:eastAsia="Avenir Next"/>
           <w:b/>
           <w:color w:val="003A70"/>
+          <w:sz w:val="22"/>
+          <w:szCs w:val="19"/>
+        </w:rPr>
+        <w:t xml:space="preserve">Step 2</w:t>
+      </w:r>
+      <w:r>
+        <w:rPr>
+          <w:rFonts w:ascii="Avenir Next" w:hAnsi="Avenir Next" w:cs="Avenir Next" w:eastAsia="Avenir Next"/>
+          <w:color w:val="1A1A1A"/>
           <w:sz w:val="19"/>
           <w:szCs w:val="19"/>
         </w:rPr>
-        <w:t xml:space="preserve">Step 2</w:t>
-      </w:r>
-      <w:r>
-        <w:rPr>
-          <w:rFonts w:ascii="Avenir Next" w:hAnsi="Avenir Next" w:cs="Avenir Next" w:eastAsia="Avenir Next"/>
-          <w:color w:val="1A1A1A"/>
-          <w:sz w:val="19"/>
-          <w:szCs w:val="19"/>
-        </w:rPr>
         <w:tab/>
       </w:r>
       <w:r>
         <w:rPr>
           <w:rFonts w:ascii="Avenir Next" w:hAnsi="Avenir Next" w:cs="Avenir Next" w:eastAsia="Avenir Next"/>
           <w:color w:val="1A1A1A"/>
-          <w:sz w:val="21"/>
+          <w:sz w:val="22"/>
           <w:szCs w:val="21"/>
         </w:rPr>
         <w:t xml:space="preserve">Write 3. Regroup 1 ten.</w:t>
@@ -671,25 +679,25 @@
           <w:rFonts w:ascii="Avenir Next" w:hAnsi="Avenir Next" w:cs="Avenir Next" w:eastAsia="Avenir Next"/>
           <w:b/>
           <w:color w:val="003A70"/>
+          <w:sz w:val="22"/>
+          <w:szCs w:val="19"/>
+        </w:rPr>
+        <w:t xml:space="preserve">Step 3</w:t>
+      </w:r>
+      <w:r>
+        <w:rPr>
+          <w:rFonts w:ascii="Avenir Next" w:hAnsi="Avenir Next" w:cs="Avenir Next" w:eastAsia="Avenir Next"/>
+          <w:color w:val="1A1A1A"/>
           <w:sz w:val="19"/>
           <w:szCs w:val="19"/>
         </w:rPr>
-        <w:t xml:space="preserve">Step 3</w:t>
-      </w:r>
-      <w:r>
-        <w:rPr>
-          <w:rFonts w:ascii="Avenir Next" w:hAnsi="Avenir Next" w:cs="Avenir Next" w:eastAsia="Avenir Next"/>
-          <w:color w:val="1A1A1A"/>
-          <w:sz w:val="19"/>
-          <w:szCs w:val="19"/>
-        </w:rPr>
         <w:tab/>
       </w:r>
       <w:r>
         <w:rPr>
           <w:rFonts w:ascii="Avenir Next" w:hAnsi="Avenir Next" w:cs="Avenir Next" w:eastAsia="Avenir Next"/>
           <w:color w:val="1A1A1A"/>
-          <w:sz w:val="21"/>
+          <w:sz w:val="22"/>
           <w:szCs w:val="21"/>
         </w:rPr>
         <w:t xml:space="preserve">Tens: 9 + 2 + 1 = 12. Hundreds: 1 + 1 = 2. Answer: 223.</w:t>
@@ -708,18 +716,18 @@
           <w:rFonts w:ascii="Avenir Next" w:hAnsi="Avenir Next" w:cs="Avenir Next" w:eastAsia="Avenir Next"/>
           <w:b/>
           <w:color w:val="1A1A1A"/>
+          <w:sz w:val="22"/>
+          <w:szCs w:val="21"/>
+        </w:rPr>
+        <w:t xml:space="preserve">Answer</w:t>
+      </w:r>
+      <w:r>
+        <w:rPr>
+          <w:rFonts w:ascii="Avenir Next" w:hAnsi="Avenir Next" w:cs="Avenir Next" w:eastAsia="Avenir Next"/>
+          <w:color w:val="1A1A1A"/>
           <w:sz w:val="21"/>
           <w:szCs w:val="21"/>
         </w:rPr>
-        <w:t xml:space="preserve">Answer</w:t>
-      </w:r>
-      <w:r>
-        <w:rPr>
-          <w:rFonts w:ascii="Avenir Next" w:hAnsi="Avenir Next" w:cs="Avenir Next" w:eastAsia="Avenir Next"/>
-          <w:color w:val="1A1A1A"/>
-          <w:sz w:val="21"/>
-          <w:szCs w:val="21"/>
-        </w:rPr>
         <w:tab/>
       </w:r>
       <w:r>
@@ -727,7 +735,7 @@
           <w:rFonts w:ascii="Avenir Next" w:hAnsi="Avenir Next" w:cs="Avenir Next" w:eastAsia="Avenir Next"/>
           <w:b/>
           <w:color w:val="1A1A1A"/>
-          <w:sz w:val="21"/>
+          <w:sz w:val="22"/>
           <w:szCs w:val="21"/>
         </w:rPr>
         <w:t xml:space="preserve">223</w:t>
@@ -735,6 +743,7 @@
     </w:p>
     <w:p>
       <w:pPr>
+        <w:pStyle w:val="Heading2"/>
         <w:keepNext/>
         <w:pBdr>
           <w:bottom w:val="single" w:sz="8" w:space="3" w:color="003A70"/>
@@ -750,7 +759,7 @@
           <w:b/>
           <w:color w:val="003A70"/>
           <w:spacing w:val="14"/>
-          <w:sz w:val="19"/>
+          <w:sz w:val="22"/>
           <w:szCs w:val="19"/>
         </w:rPr>
         <w:t xml:space="preserve">TRY IT WITH HELP</w:t>
@@ -769,7 +778,7 @@
           <w:rFonts w:ascii="Avenir Next" w:hAnsi="Avenir Next" w:cs="Avenir Next" w:eastAsia="Avenir Next"/>
           <w:i/>
           <w:color w:val="5A5F66"/>
-          <w:sz w:val="17"/>
+          <w:sz w:val="22"/>
           <w:szCs w:val="17"/>
         </w:rPr>
         <w:t xml:space="preserve">fill in each step</w:t>
@@ -827,25 +836,25 @@
           <w:rFonts w:ascii="Avenir Next" w:hAnsi="Avenir Next" w:cs="Avenir Next" w:eastAsia="Avenir Next"/>
           <w:b/>
           <w:color w:val="003A70"/>
+          <w:sz w:val="22"/>
+          <w:szCs w:val="18"/>
+        </w:rPr>
+        <w:t xml:space="preserve">Step 1</w:t>
+      </w:r>
+      <w:r>
+        <w:rPr>
+          <w:rFonts w:ascii="Avenir Next" w:hAnsi="Avenir Next" w:cs="Avenir Next" w:eastAsia="Avenir Next"/>
+          <w:color w:val="1A1A1A"/>
           <w:sz w:val="18"/>
           <w:szCs w:val="18"/>
         </w:rPr>
-        <w:t xml:space="preserve">Step 1</w:t>
-      </w:r>
-      <w:r>
-        <w:rPr>
-          <w:rFonts w:ascii="Avenir Next" w:hAnsi="Avenir Next" w:cs="Avenir Next" w:eastAsia="Avenir Next"/>
-          <w:color w:val="1A1A1A"/>
-          <w:sz w:val="18"/>
-          <w:szCs w:val="18"/>
-        </w:rPr>
         <w:tab/>
       </w:r>
       <w:r>
         <w:rPr>
           <w:rFonts w:ascii="Avenir Next" w:hAnsi="Avenir Next" w:cs="Avenir Next" w:eastAsia="Avenir Next"/>
           <w:color w:val="1A1A1A"/>
-          <w:sz w:val="21"/>
+          <w:sz w:val="22"/>
           <w:szCs w:val="21"/>
         </w:rPr>
         <w:t xml:space="preserve">Ones: 4 + 8 = </w:t>
@@ -875,35 +884,35 @@
           <w:rFonts w:ascii="Avenir Next" w:hAnsi="Avenir Next" w:cs="Avenir Next" w:eastAsia="Avenir Next"/>
           <w:b/>
           <w:color w:val="003A70"/>
+          <w:sz w:val="22"/>
+          <w:szCs w:val="18"/>
+        </w:rPr>
+        <w:t xml:space="preserve">Step 2</w:t>
+      </w:r>
+      <w:r>
+        <w:rPr>
+          <w:rFonts w:ascii="Avenir Next" w:hAnsi="Avenir Next" w:cs="Avenir Next" w:eastAsia="Avenir Next"/>
+          <w:color w:val="1A1A1A"/>
           <w:sz w:val="18"/>
           <w:szCs w:val="18"/>
         </w:rPr>
-        <w:t xml:space="preserve">Step 2</w:t>
-      </w:r>
-      <w:r>
-        <w:rPr>
-          <w:rFonts w:ascii="Avenir Next" w:hAnsi="Avenir Next" w:cs="Avenir Next" w:eastAsia="Avenir Next"/>
-          <w:color w:val="1A1A1A"/>
-          <w:sz w:val="18"/>
-          <w:szCs w:val="18"/>
-        </w:rPr>
         <w:tab/>
       </w:r>
       <w:r>
         <w:rPr>
           <w:rFonts w:ascii="Avenir Next" w:hAnsi="Avenir Next" w:cs="Avenir Next" w:eastAsia="Avenir Next"/>
           <w:color w:val="1A1A1A"/>
+          <w:sz w:val="22"/>
+          <w:szCs w:val="21"/>
+        </w:rPr>
+        <w:t xml:space="preserve">Write </w:t>
+      </w:r>
+      <w:r>
+        <w:rPr>
+          <w:rFonts w:ascii="Avenir Next" w:hAnsi="Avenir Next" w:cs="Avenir Next" w:eastAsia="Avenir Next"/>
+          <w:color w:val="1A1A1A"/>
           <w:sz w:val="21"/>
           <w:szCs w:val="21"/>
-        </w:rPr>
-        <w:t xml:space="preserve">Write </w:t>
-      </w:r>
-      <w:r>
-        <w:rPr>
-          <w:rFonts w:ascii="Avenir Next" w:hAnsi="Avenir Next" w:cs="Avenir Next" w:eastAsia="Avenir Next"/>
-          <w:color w:val="1A1A1A"/>
-          <w:sz w:val="21"/>
-          <w:szCs w:val="21"/>
           <w:u w:val="single"/>
         </w:rPr>
         <w:t xml:space="preserve">                </w:t>
@@ -912,7 +921,7 @@
         <w:rPr>
           <w:rFonts w:ascii="Avenir Next" w:hAnsi="Avenir Next" w:cs="Avenir Next" w:eastAsia="Avenir Next"/>
           <w:color w:val="1A1A1A"/>
-          <w:sz w:val="21"/>
+          <w:sz w:val="22"/>
           <w:szCs w:val="21"/>
         </w:rPr>
         <w:t xml:space="preserve">. Regroup 1 ten.</w:t>
@@ -932,35 +941,35 @@
           <w:rFonts w:ascii="Avenir Next" w:hAnsi="Avenir Next" w:cs="Avenir Next" w:eastAsia="Avenir Next"/>
           <w:b/>
           <w:color w:val="003A70"/>
+          <w:sz w:val="22"/>
+          <w:szCs w:val="18"/>
+        </w:rPr>
+        <w:t xml:space="preserve">Step 3</w:t>
+      </w:r>
+      <w:r>
+        <w:rPr>
+          <w:rFonts w:ascii="Avenir Next" w:hAnsi="Avenir Next" w:cs="Avenir Next" w:eastAsia="Avenir Next"/>
+          <w:color w:val="1A1A1A"/>
           <w:sz w:val="18"/>
           <w:szCs w:val="18"/>
         </w:rPr>
-        <w:t xml:space="preserve">Step 3</w:t>
-      </w:r>
-      <w:r>
-        <w:rPr>
-          <w:rFonts w:ascii="Avenir Next" w:hAnsi="Avenir Next" w:cs="Avenir Next" w:eastAsia="Avenir Next"/>
-          <w:color w:val="1A1A1A"/>
-          <w:sz w:val="18"/>
-          <w:szCs w:val="18"/>
-        </w:rPr>
         <w:tab/>
       </w:r>
       <w:r>
         <w:rPr>
           <w:rFonts w:ascii="Avenir Next" w:hAnsi="Avenir Next" w:cs="Avenir Next" w:eastAsia="Avenir Next"/>
           <w:color w:val="1A1A1A"/>
+          <w:sz w:val="22"/>
+          <w:szCs w:val="21"/>
+        </w:rPr>
+        <w:t xml:space="preserve">Tens: 5 + 3 + 1 = </w:t>
+      </w:r>
+      <w:r>
+        <w:rPr>
+          <w:rFonts w:ascii="Avenir Next" w:hAnsi="Avenir Next" w:cs="Avenir Next" w:eastAsia="Avenir Next"/>
+          <w:color w:val="1A1A1A"/>
           <w:sz w:val="21"/>
           <w:szCs w:val="21"/>
-        </w:rPr>
-        <w:t xml:space="preserve">Tens: 5 + 3 + 1 = </w:t>
-      </w:r>
-      <w:r>
-        <w:rPr>
-          <w:rFonts w:ascii="Avenir Next" w:hAnsi="Avenir Next" w:cs="Avenir Next" w:eastAsia="Avenir Next"/>
-          <w:color w:val="1A1A1A"/>
-          <w:sz w:val="21"/>
-          <w:szCs w:val="21"/>
           <w:u w:val="single"/>
         </w:rPr>
         <w:t xml:space="preserve">                </w:t>
@@ -969,7 +978,7 @@
         <w:rPr>
           <w:rFonts w:ascii="Avenir Next" w:hAnsi="Avenir Next" w:cs="Avenir Next" w:eastAsia="Avenir Next"/>
           <w:color w:val="1A1A1A"/>
-          <w:sz w:val="21"/>
+          <w:sz w:val="22"/>
           <w:szCs w:val="21"/>
         </w:rPr>
         <w:t xml:space="preserve">. Answer: </w:t>
@@ -1042,25 +1051,25 @@
           <w:rFonts w:ascii="Avenir Next" w:hAnsi="Avenir Next" w:cs="Avenir Next" w:eastAsia="Avenir Next"/>
           <w:b/>
           <w:color w:val="003A70"/>
+          <w:sz w:val="22"/>
+          <w:szCs w:val="18"/>
+        </w:rPr>
+        <w:t xml:space="preserve">Step 1</w:t>
+      </w:r>
+      <w:r>
+        <w:rPr>
+          <w:rFonts w:ascii="Avenir Next" w:hAnsi="Avenir Next" w:cs="Avenir Next" w:eastAsia="Avenir Next"/>
+          <w:color w:val="1A1A1A"/>
           <w:sz w:val="18"/>
           <w:szCs w:val="18"/>
         </w:rPr>
-        <w:t xml:space="preserve">Step 1</w:t>
-      </w:r>
-      <w:r>
-        <w:rPr>
-          <w:rFonts w:ascii="Avenir Next" w:hAnsi="Avenir Next" w:cs="Avenir Next" w:eastAsia="Avenir Next"/>
-          <w:color w:val="1A1A1A"/>
-          <w:sz w:val="18"/>
-          <w:szCs w:val="18"/>
-        </w:rPr>
         <w:tab/>
       </w:r>
       <w:r>
         <w:rPr>
           <w:rFonts w:ascii="Avenir Next" w:hAnsi="Avenir Next" w:cs="Avenir Next" w:eastAsia="Avenir Next"/>
           <w:color w:val="1A1A1A"/>
-          <w:sz w:val="21"/>
+          <w:sz w:val="22"/>
           <w:szCs w:val="21"/>
         </w:rPr>
         <w:t xml:space="preserve">Ones: 9 + 5 = </w:t>
@@ -1090,35 +1099,35 @@
           <w:rFonts w:ascii="Avenir Next" w:hAnsi="Avenir Next" w:cs="Avenir Next" w:eastAsia="Avenir Next"/>
           <w:b/>
           <w:color w:val="003A70"/>
+          <w:sz w:val="22"/>
+          <w:szCs w:val="18"/>
+        </w:rPr>
+        <w:t xml:space="preserve">Step 2</w:t>
+      </w:r>
+      <w:r>
+        <w:rPr>
+          <w:rFonts w:ascii="Avenir Next" w:hAnsi="Avenir Next" w:cs="Avenir Next" w:eastAsia="Avenir Next"/>
+          <w:color w:val="1A1A1A"/>
           <w:sz w:val="18"/>
           <w:szCs w:val="18"/>
         </w:rPr>
-        <w:t xml:space="preserve">Step 2</w:t>
-      </w:r>
-      <w:r>
-        <w:rPr>
-          <w:rFonts w:ascii="Avenir Next" w:hAnsi="Avenir Next" w:cs="Avenir Next" w:eastAsia="Avenir Next"/>
-          <w:color w:val="1A1A1A"/>
-          <w:sz w:val="18"/>
-          <w:szCs w:val="18"/>
-        </w:rPr>
         <w:tab/>
       </w:r>
       <w:r>
         <w:rPr>
           <w:rFonts w:ascii="Avenir Next" w:hAnsi="Avenir Next" w:cs="Avenir Next" w:eastAsia="Avenir Next"/>
           <w:color w:val="1A1A1A"/>
+          <w:sz w:val="22"/>
+          <w:szCs w:val="21"/>
+        </w:rPr>
+        <w:t xml:space="preserve">Write </w:t>
+      </w:r>
+      <w:r>
+        <w:rPr>
+          <w:rFonts w:ascii="Avenir Next" w:hAnsi="Avenir Next" w:cs="Avenir Next" w:eastAsia="Avenir Next"/>
+          <w:color w:val="1A1A1A"/>
           <w:sz w:val="21"/>
           <w:szCs w:val="21"/>
-        </w:rPr>
-        <w:t xml:space="preserve">Write </w:t>
-      </w:r>
-      <w:r>
-        <w:rPr>
-          <w:rFonts w:ascii="Avenir Next" w:hAnsi="Avenir Next" w:cs="Avenir Next" w:eastAsia="Avenir Next"/>
-          <w:color w:val="1A1A1A"/>
-          <w:sz w:val="21"/>
-          <w:szCs w:val="21"/>
           <w:u w:val="single"/>
         </w:rPr>
         <w:t xml:space="preserve">                </w:t>
@@ -1127,7 +1136,7 @@
         <w:rPr>
           <w:rFonts w:ascii="Avenir Next" w:hAnsi="Avenir Next" w:cs="Avenir Next" w:eastAsia="Avenir Next"/>
           <w:color w:val="1A1A1A"/>
-          <w:sz w:val="21"/>
+          <w:sz w:val="22"/>
           <w:szCs w:val="21"/>
         </w:rPr>
         <w:t xml:space="preserve">. Regroup 1 ten.</w:t>
@@ -1147,35 +1156,35 @@
           <w:rFonts w:ascii="Avenir Next" w:hAnsi="Avenir Next" w:cs="Avenir Next" w:eastAsia="Avenir Next"/>
           <w:b/>
           <w:color w:val="003A70"/>
+          <w:sz w:val="22"/>
+          <w:szCs w:val="18"/>
+        </w:rPr>
+        <w:t xml:space="preserve">Step 3</w:t>
+      </w:r>
+      <w:r>
+        <w:rPr>
+          <w:rFonts w:ascii="Avenir Next" w:hAnsi="Avenir Next" w:cs="Avenir Next" w:eastAsia="Avenir Next"/>
+          <w:color w:val="1A1A1A"/>
           <w:sz w:val="18"/>
           <w:szCs w:val="18"/>
         </w:rPr>
-        <w:t xml:space="preserve">Step 3</w:t>
-      </w:r>
-      <w:r>
-        <w:rPr>
-          <w:rFonts w:ascii="Avenir Next" w:hAnsi="Avenir Next" w:cs="Avenir Next" w:eastAsia="Avenir Next"/>
-          <w:color w:val="1A1A1A"/>
-          <w:sz w:val="18"/>
-          <w:szCs w:val="18"/>
-        </w:rPr>
         <w:tab/>
       </w:r>
       <w:r>
         <w:rPr>
           <w:rFonts w:ascii="Avenir Next" w:hAnsi="Avenir Next" w:cs="Avenir Next" w:eastAsia="Avenir Next"/>
           <w:color w:val="1A1A1A"/>
+          <w:sz w:val="22"/>
+          <w:szCs w:val="21"/>
+        </w:rPr>
+        <w:t xml:space="preserve">Tens: 8 + 4 + 1 = 13. Hundreds: 1 + 1 = 2. Answer: </w:t>
+      </w:r>
+      <w:r>
+        <w:rPr>
+          <w:rFonts w:ascii="Avenir Next" w:hAnsi="Avenir Next" w:cs="Avenir Next" w:eastAsia="Avenir Next"/>
+          <w:color w:val="1A1A1A"/>
           <w:sz w:val="21"/>
           <w:szCs w:val="21"/>
-        </w:rPr>
-        <w:t xml:space="preserve">Tens: 8 + 4 + 1 = 13. Hundreds: 1 + 1 = 2. Answer: </w:t>
-      </w:r>
-      <w:r>
-        <w:rPr>
-          <w:rFonts w:ascii="Avenir Next" w:hAnsi="Avenir Next" w:cs="Avenir Next" w:eastAsia="Avenir Next"/>
-          <w:color w:val="1A1A1A"/>
-          <w:sz w:val="21"/>
-          <w:szCs w:val="21"/>
           <w:u w:val="single"/>
         </w:rPr>
         <w:t xml:space="preserve">                </w:t>
@@ -1188,6 +1197,7 @@
     </w:p>
     <w:p>
       <w:pPr>
+        <w:pStyle w:val="Heading2"/>
         <w:keepNext/>
         <w:pBdr>
           <w:bottom w:val="single" w:sz="8" w:space="3" w:color="003A70"/>
@@ -1203,7 +1213,7 @@
           <w:b/>
           <w:color w:val="003A70"/>
           <w:spacing w:val="14"/>
-          <w:sz w:val="19"/>
+          <w:sz w:val="22"/>
           <w:szCs w:val="19"/>
         </w:rPr>
         <w:t xml:space="preserve">YOUR TURN</w:t>
@@ -1222,7 +1232,7 @@
           <w:rFonts w:ascii="Avenir Next" w:hAnsi="Avenir Next" w:cs="Avenir Next" w:eastAsia="Avenir Next"/>
           <w:i/>
           <w:color w:val="5A5F66"/>
-          <w:sz w:val="17"/>
+          <w:sz w:val="22"/>
           <w:szCs w:val="17"/>
         </w:rPr>
         <w:t xml:space="preserve">use the steps on your own</w:t>
@@ -1394,7 +1404,7 @@
                       <w:szCs w:val="22"/>
                       <w:u w:val="single"/>
                     </w:rPr>
-                    <w:t xml:space="preserve">      </w:t>
+                    <w:t xml:space="preserve">          </w:t>
                   </w:r>
                 </w:p>
               </w:tc>
@@ -1456,7 +1466,7 @@
                       <w:szCs w:val="22"/>
                       <w:u w:val="single"/>
                     </w:rPr>
-                    <w:t xml:space="preserve">      </w:t>
+                    <w:t xml:space="preserve">          </w:t>
                   </w:r>
                 </w:p>
               </w:tc>
@@ -1518,7 +1528,7 @@
                       <w:szCs w:val="22"/>
                       <w:u w:val="single"/>
                     </w:rPr>
-                    <w:t xml:space="preserve">      </w:t>
+                    <w:t xml:space="preserve">          </w:t>
                   </w:r>
                 </w:p>
               </w:tc>
@@ -1586,7 +1596,7 @@
                       <w:szCs w:val="22"/>
                       <w:u w:val="single"/>
                     </w:rPr>
-                    <w:t xml:space="preserve">      </w:t>
+                    <w:t xml:space="preserve">          </w:t>
                   </w:r>
                 </w:p>
               </w:tc>
@@ -1648,7 +1658,7 @@
                       <w:szCs w:val="22"/>
                       <w:u w:val="single"/>
                     </w:rPr>
-                    <w:t xml:space="preserve">      </w:t>
+                    <w:t xml:space="preserve">          </w:t>
                   </w:r>
                 </w:p>
               </w:tc>
@@ -1710,7 +1720,7 @@
                       <w:szCs w:val="22"/>
                       <w:u w:val="single"/>
                     </w:rPr>
-                    <w:t xml:space="preserve">      </w:t>
+                    <w:t xml:space="preserve">          </w:t>
                   </w:r>
                 </w:p>
               </w:tc>
@@ -1742,7 +1752,7 @@
           <w:caps/>
           <w:color w:val="003A70"/>
           <w:spacing w:val="12"/>
-          <w:sz w:val="19"/>
+          <w:sz w:val="22"/>
           <w:szCs w:val="19"/>
         </w:rPr>
         <w:t xml:space="preserve">Lesson 8-2  ·  Session 2  ·  Prerequisite Practice A  ·  Skill 2 of 2</w:t>
@@ -1750,6 +1760,7 @@
     </w:p>
     <w:p>
       <w:pPr>
+        <w:pStyle w:val="Heading1"/>
         <w:keepNext/>
         <w:spacing w:before="0" w:after="10" w:line="240" w:lineRule="auto"/>
       </w:pPr>
@@ -1775,7 +1786,7 @@
         <w:rPr>
           <w:rFonts w:ascii="Avenir Next" w:hAnsi="Avenir Next" w:cs="Avenir Next" w:eastAsia="Avenir Next"/>
           <w:color w:val="5A5F66"/>
-          <w:sz w:val="17"/>
+          <w:sz w:val="22"/>
           <w:szCs w:val="17"/>
         </w:rPr>
         <w:t xml:space="preserve">Builds on Grade 5 · 5.NBT.B.7</w:t>
@@ -1818,6 +1829,7 @@
           </w:tcPr>
           <w:p>
             <w:pPr>
+              <w:pStyle w:val="Heading2"/>
               <w:spacing w:before="0" w:after="0" w:line="252" w:lineRule="auto"/>
             </w:pPr>
             <w:r>
@@ -1847,7 +1859,7 @@
               <w:rPr>
                 <w:rFonts w:ascii="Avenir Next" w:hAnsi="Avenir Next" w:cs="Avenir Next" w:eastAsia="Avenir Next"/>
                 <w:color w:val="1A1A1A"/>
-                <w:sz w:val="20"/>
+                <w:sz w:val="22"/>
                 <w:szCs w:val="20"/>
               </w:rPr>
               <w:t xml:space="preserve">To solve </w:t>
@@ -1857,7 +1869,7 @@
                 <w:rFonts w:ascii="Avenir Next" w:hAnsi="Avenir Next" w:cs="Avenir Next" w:eastAsia="Avenir Next"/>
                 <w:i/>
                 <w:color w:val="1A1A1A"/>
-                <w:sz w:val="20"/>
+                <w:sz w:val="22"/>
                 <w:szCs w:val="20"/>
               </w:rPr>
               <w:t xml:space="preserve">f</w:t>
@@ -1866,7 +1878,7 @@
               <w:rPr>
                 <w:rFonts w:ascii="Avenir Next" w:hAnsi="Avenir Next" w:cs="Avenir Next" w:eastAsia="Avenir Next"/>
                 <w:color w:val="1A1A1A"/>
-                <w:sz w:val="20"/>
+                <w:sz w:val="22"/>
                 <w:szCs w:val="20"/>
               </w:rPr>
               <w:t xml:space="preserve"> − 18.50 = 31.75, you add $31.75 + $18.50.</w:t>
@@ -1886,6 +1898,7 @@
           </w:tcPr>
           <w:p>
             <w:pPr>
+              <w:pStyle w:val="Heading2"/>
               <w:spacing w:before="0" w:after="0" w:line="252" w:lineRule="auto"/>
             </w:pPr>
             <w:r>
@@ -1915,7 +1928,7 @@
               <w:rPr>
                 <w:rFonts w:ascii="Avenir Next" w:hAnsi="Avenir Next" w:cs="Avenir Next" w:eastAsia="Avenir Next"/>
                 <w:color w:val="1A1A1A"/>
-                <w:sz w:val="20"/>
+                <w:sz w:val="22"/>
                 <w:szCs w:val="20"/>
               </w:rPr>
               <w:t xml:space="preserve">Line up decimal points to add or subtract, like 31.75 + 18.50.  </w:t>
@@ -1925,7 +1938,7 @@
                 <w:rFonts w:ascii="Avenir Next" w:hAnsi="Avenir Next" w:cs="Avenir Next" w:eastAsia="Avenir Next"/>
                 <w:b/>
                 <w:color w:val="1A1A1A"/>
-                <w:sz w:val="20"/>
+                <w:sz w:val="22"/>
                 <w:szCs w:val="20"/>
               </w:rPr>
               <w:t xml:space="preserve">You will use it in Practice Form A, problems 1 and 6.</w:t>
@@ -1936,6 +1949,7 @@
     </w:tbl>
     <w:p>
       <w:pPr>
+        <w:pStyle w:val="Heading2"/>
         <w:keepNext/>
         <w:pBdr>
           <w:bottom w:val="single" w:sz="8" w:space="3" w:color="003A70"/>
@@ -1951,7 +1965,7 @@
           <w:b/>
           <w:color w:val="003A70"/>
           <w:spacing w:val="14"/>
-          <w:sz w:val="19"/>
+          <w:sz w:val="22"/>
           <w:szCs w:val="19"/>
         </w:rPr>
         <w:t xml:space="preserve">STEPS TO FOLLOW</w:t>
@@ -1970,7 +1984,7 @@
           <w:rFonts w:ascii="Avenir Next" w:hAnsi="Avenir Next" w:cs="Avenir Next" w:eastAsia="Avenir Next"/>
           <w:i/>
           <w:color w:val="5A5F66"/>
-          <w:sz w:val="17"/>
+          <w:sz w:val="22"/>
           <w:szCs w:val="17"/>
         </w:rPr>
         <w:t xml:space="preserve">use these same steps on every problem</w:t>
@@ -2012,6 +2026,7 @@
           </w:tcPr>
           <w:p>
             <w:pPr>
+              <w:pStyle w:val="Heading1"/>
               <w:spacing w:before="0" w:after="0" w:line="240" w:lineRule="auto"/>
               <w:jc w:val="center"/>
             </w:pPr>
@@ -2040,7 +2055,7 @@
               <w:rPr>
                 <w:rFonts w:ascii="Avenir Next" w:hAnsi="Avenir Next" w:cs="Avenir Next" w:eastAsia="Avenir Next"/>
                 <w:color w:val="1A1A1A"/>
-                <w:sz w:val="21"/>
+                <w:sz w:val="22"/>
                 <w:szCs w:val="21"/>
               </w:rPr>
               <w:t xml:space="preserve">Line up the </w:t>
@@ -2050,7 +2065,7 @@
                 <w:rFonts w:ascii="Avenir Next" w:hAnsi="Avenir Next" w:cs="Avenir Next" w:eastAsia="Avenir Next"/>
                 <w:b/>
                 <w:color w:val="1A1A1A"/>
-                <w:sz w:val="21"/>
+                <w:sz w:val="22"/>
                 <w:szCs w:val="21"/>
               </w:rPr>
               <w:t xml:space="preserve">decimal points</w:t>
@@ -2059,7 +2074,7 @@
               <w:rPr>
                 <w:rFonts w:ascii="Avenir Next" w:hAnsi="Avenir Next" w:cs="Avenir Next" w:eastAsia="Avenir Next"/>
                 <w:color w:val="1A1A1A"/>
-                <w:sz w:val="21"/>
+                <w:sz w:val="22"/>
                 <w:szCs w:val="21"/>
               </w:rPr>
               <w:t xml:space="preserve">.</w:t>
@@ -2078,6 +2093,7 @@
           </w:tcPr>
           <w:p>
             <w:pPr>
+              <w:pStyle w:val="Heading1"/>
               <w:spacing w:before="0" w:after="0" w:line="240" w:lineRule="auto"/>
               <w:jc w:val="center"/>
             </w:pPr>
@@ -2106,7 +2122,7 @@
               <w:rPr>
                 <w:rFonts w:ascii="Avenir Next" w:hAnsi="Avenir Next" w:cs="Avenir Next" w:eastAsia="Avenir Next"/>
                 <w:color w:val="1A1A1A"/>
-                <w:sz w:val="21"/>
+                <w:sz w:val="22"/>
                 <w:szCs w:val="21"/>
               </w:rPr>
               <w:t xml:space="preserve">Fill empty places with </w:t>
@@ -2116,7 +2132,7 @@
                 <w:rFonts w:ascii="Avenir Next" w:hAnsi="Avenir Next" w:cs="Avenir Next" w:eastAsia="Avenir Next"/>
                 <w:b/>
                 <w:color w:val="1A1A1A"/>
-                <w:sz w:val="21"/>
+                <w:sz w:val="22"/>
                 <w:szCs w:val="21"/>
               </w:rPr>
               <w:t xml:space="preserve">zeros</w:t>
@@ -2125,7 +2141,7 @@
               <w:rPr>
                 <w:rFonts w:ascii="Avenir Next" w:hAnsi="Avenir Next" w:cs="Avenir Next" w:eastAsia="Avenir Next"/>
                 <w:color w:val="1A1A1A"/>
-                <w:sz w:val="21"/>
+                <w:sz w:val="22"/>
                 <w:szCs w:val="21"/>
               </w:rPr>
               <w:t xml:space="preserve">.</w:t>
@@ -2144,6 +2160,7 @@
           </w:tcPr>
           <w:p>
             <w:pPr>
+              <w:pStyle w:val="Heading1"/>
               <w:spacing w:before="0" w:after="0" w:line="240" w:lineRule="auto"/>
               <w:jc w:val="center"/>
             </w:pPr>
@@ -2173,7 +2190,7 @@
                 <w:rFonts w:ascii="Avenir Next" w:hAnsi="Avenir Next" w:cs="Avenir Next" w:eastAsia="Avenir Next"/>
                 <w:b/>
                 <w:color w:val="1A1A1A"/>
-                <w:sz w:val="21"/>
+                <w:sz w:val="22"/>
                 <w:szCs w:val="21"/>
               </w:rPr>
               <w:t xml:space="preserve">Add</w:t>
@@ -2182,7 +2199,7 @@
               <w:rPr>
                 <w:rFonts w:ascii="Avenir Next" w:hAnsi="Avenir Next" w:cs="Avenir Next" w:eastAsia="Avenir Next"/>
                 <w:color w:val="1A1A1A"/>
-                <w:sz w:val="21"/>
+                <w:sz w:val="22"/>
                 <w:szCs w:val="21"/>
               </w:rPr>
               <w:t xml:space="preserve"> or subtract. Bring the point straight down.</w:t>
@@ -2193,6 +2210,7 @@
     </w:tbl>
     <w:p>
       <w:pPr>
+        <w:pStyle w:val="Heading2"/>
         <w:keepNext/>
         <w:pBdr>
           <w:bottom w:val="single" w:sz="8" w:space="3" w:color="003A70"/>
@@ -2208,7 +2226,7 @@
           <w:b/>
           <w:color w:val="003A70"/>
           <w:spacing w:val="14"/>
-          <w:sz w:val="19"/>
+          <w:sz w:val="22"/>
           <w:szCs w:val="19"/>
         </w:rPr>
         <w:t xml:space="preserve">WATCH ME</w:t>
@@ -2227,7 +2245,7 @@
           <w:rFonts w:ascii="Avenir Next" w:hAnsi="Avenir Next" w:cs="Avenir Next" w:eastAsia="Avenir Next"/>
           <w:i/>
           <w:color w:val="5A5F66"/>
-          <w:sz w:val="17"/>
+          <w:sz w:val="22"/>
           <w:szCs w:val="17"/>
         </w:rPr>
         <w:t xml:space="preserve">the steps in action</w:t>
@@ -2242,7 +2260,7 @@
           <w:rFonts w:ascii="Avenir Next" w:hAnsi="Avenir Next" w:cs="Avenir Next" w:eastAsia="Avenir Next"/>
           <w:b/>
           <w:color w:val="1A1A1A"/>
-          <w:sz w:val="21"/>
+          <w:sz w:val="22"/>
           <w:szCs w:val="21"/>
         </w:rPr>
         <w:t xml:space="preserve">Find 31.75 + 18.50.</w:t>
@@ -2261,25 +2279,25 @@
           <w:rFonts w:ascii="Avenir Next" w:hAnsi="Avenir Next" w:cs="Avenir Next" w:eastAsia="Avenir Next"/>
           <w:b/>
           <w:color w:val="003A70"/>
+          <w:sz w:val="22"/>
+          <w:szCs w:val="19"/>
+        </w:rPr>
+        <w:t xml:space="preserve">Step 1</w:t>
+      </w:r>
+      <w:r>
+        <w:rPr>
+          <w:rFonts w:ascii="Avenir Next" w:hAnsi="Avenir Next" w:cs="Avenir Next" w:eastAsia="Avenir Next"/>
+          <w:color w:val="1A1A1A"/>
           <w:sz w:val="19"/>
           <w:szCs w:val="19"/>
         </w:rPr>
-        <w:t xml:space="preserve">Step 1</w:t>
-      </w:r>
-      <w:r>
-        <w:rPr>
-          <w:rFonts w:ascii="Avenir Next" w:hAnsi="Avenir Next" w:cs="Avenir Next" w:eastAsia="Avenir Next"/>
-          <w:color w:val="1A1A1A"/>
-          <w:sz w:val="19"/>
-          <w:szCs w:val="19"/>
-        </w:rPr>
         <w:tab/>
       </w:r>
       <w:r>
         <w:rPr>
           <w:rFonts w:ascii="Avenir Next" w:hAnsi="Avenir Next" w:cs="Avenir Next" w:eastAsia="Avenir Next"/>
           <w:color w:val="1A1A1A"/>
-          <w:sz w:val="21"/>
+          <w:sz w:val="22"/>
           <w:szCs w:val="21"/>
         </w:rPr>
         <w:t xml:space="preserve">Put 31.75 over 18.50, points lined up.</w:t>
@@ -2298,25 +2316,25 @@
           <w:rFonts w:ascii="Avenir Next" w:hAnsi="Avenir Next" w:cs="Avenir Next" w:eastAsia="Avenir Next"/>
           <w:b/>
           <w:color w:val="003A70"/>
+          <w:sz w:val="22"/>
+          <w:szCs w:val="19"/>
+        </w:rPr>
+        <w:t xml:space="preserve">Step 2</w:t>
+      </w:r>
+      <w:r>
+        <w:rPr>
+          <w:rFonts w:ascii="Avenir Next" w:hAnsi="Avenir Next" w:cs="Avenir Next" w:eastAsia="Avenir Next"/>
+          <w:color w:val="1A1A1A"/>
           <w:sz w:val="19"/>
           <w:szCs w:val="19"/>
         </w:rPr>
-        <w:t xml:space="preserve">Step 2</w:t>
-      </w:r>
-      <w:r>
-        <w:rPr>
-          <w:rFonts w:ascii="Avenir Next" w:hAnsi="Avenir Next" w:cs="Avenir Next" w:eastAsia="Avenir Next"/>
-          <w:color w:val="1A1A1A"/>
-          <w:sz w:val="19"/>
-          <w:szCs w:val="19"/>
-        </w:rPr>
         <w:tab/>
       </w:r>
       <w:r>
         <w:rPr>
           <w:rFonts w:ascii="Avenir Next" w:hAnsi="Avenir Next" w:cs="Avenir Next" w:eastAsia="Avenir Next"/>
           <w:color w:val="1A1A1A"/>
-          <w:sz w:val="21"/>
+          <w:sz w:val="22"/>
           <w:szCs w:val="21"/>
         </w:rPr>
         <w:t xml:space="preserve">Both have 2 places. No zeros needed.</w:t>
@@ -2335,25 +2353,25 @@
           <w:rFonts w:ascii="Avenir Next" w:hAnsi="Avenir Next" w:cs="Avenir Next" w:eastAsia="Avenir Next"/>
           <w:b/>
           <w:color w:val="003A70"/>
+          <w:sz w:val="22"/>
+          <w:szCs w:val="19"/>
+        </w:rPr>
+        <w:t xml:space="preserve">Step 3</w:t>
+      </w:r>
+      <w:r>
+        <w:rPr>
+          <w:rFonts w:ascii="Avenir Next" w:hAnsi="Avenir Next" w:cs="Avenir Next" w:eastAsia="Avenir Next"/>
+          <w:color w:val="1A1A1A"/>
           <w:sz w:val="19"/>
           <w:szCs w:val="19"/>
         </w:rPr>
-        <w:t xml:space="preserve">Step 3</w:t>
-      </w:r>
-      <w:r>
-        <w:rPr>
-          <w:rFonts w:ascii="Avenir Next" w:hAnsi="Avenir Next" w:cs="Avenir Next" w:eastAsia="Avenir Next"/>
-          <w:color w:val="1A1A1A"/>
-          <w:sz w:val="19"/>
-          <w:szCs w:val="19"/>
-        </w:rPr>
         <w:tab/>
       </w:r>
       <w:r>
         <w:rPr>
           <w:rFonts w:ascii="Avenir Next" w:hAnsi="Avenir Next" w:cs="Avenir Next" w:eastAsia="Avenir Next"/>
           <w:color w:val="1A1A1A"/>
-          <w:sz w:val="21"/>
+          <w:sz w:val="22"/>
           <w:szCs w:val="21"/>
         </w:rPr>
         <w:t xml:space="preserve">31.75 + 18.50 = 50.25.</w:t>
@@ -2372,18 +2390,18 @@
           <w:rFonts w:ascii="Avenir Next" w:hAnsi="Avenir Next" w:cs="Avenir Next" w:eastAsia="Avenir Next"/>
           <w:b/>
           <w:color w:val="1A1A1A"/>
+          <w:sz w:val="22"/>
+          <w:szCs w:val="21"/>
+        </w:rPr>
+        <w:t xml:space="preserve">Answer</w:t>
+      </w:r>
+      <w:r>
+        <w:rPr>
+          <w:rFonts w:ascii="Avenir Next" w:hAnsi="Avenir Next" w:cs="Avenir Next" w:eastAsia="Avenir Next"/>
+          <w:color w:val="1A1A1A"/>
           <w:sz w:val="21"/>
           <w:szCs w:val="21"/>
         </w:rPr>
-        <w:t xml:space="preserve">Answer</w:t>
-      </w:r>
-      <w:r>
-        <w:rPr>
-          <w:rFonts w:ascii="Avenir Next" w:hAnsi="Avenir Next" w:cs="Avenir Next" w:eastAsia="Avenir Next"/>
-          <w:color w:val="1A1A1A"/>
-          <w:sz w:val="21"/>
-          <w:szCs w:val="21"/>
-        </w:rPr>
         <w:tab/>
       </w:r>
       <w:r>
@@ -2391,7 +2409,7 @@
           <w:rFonts w:ascii="Avenir Next" w:hAnsi="Avenir Next" w:cs="Avenir Next" w:eastAsia="Avenir Next"/>
           <w:b/>
           <w:color w:val="1A1A1A"/>
-          <w:sz w:val="21"/>
+          <w:sz w:val="22"/>
           <w:szCs w:val="21"/>
         </w:rPr>
         <w:t xml:space="preserve">50.25</w:t>
@@ -2399,6 +2417,7 @@
     </w:p>
     <w:p>
       <w:pPr>
+        <w:pStyle w:val="Heading2"/>
         <w:keepNext/>
         <w:pBdr>
           <w:bottom w:val="single" w:sz="8" w:space="3" w:color="003A70"/>
@@ -2414,7 +2433,7 @@
           <w:b/>
           <w:color w:val="003A70"/>
           <w:spacing w:val="14"/>
-          <w:sz w:val="19"/>
+          <w:sz w:val="22"/>
           <w:szCs w:val="19"/>
         </w:rPr>
         <w:t xml:space="preserve">TRY IT WITH HELP</w:t>
@@ -2433,7 +2452,7 @@
           <w:rFonts w:ascii="Avenir Next" w:hAnsi="Avenir Next" w:cs="Avenir Next" w:eastAsia="Avenir Next"/>
           <w:i/>
           <w:color w:val="5A5F66"/>
-          <w:sz w:val="17"/>
+          <w:sz w:val="22"/>
           <w:szCs w:val="17"/>
         </w:rPr>
         <w:t xml:space="preserve">fill in each step</w:t>
@@ -2491,35 +2510,35 @@
           <w:rFonts w:ascii="Avenir Next" w:hAnsi="Avenir Next" w:cs="Avenir Next" w:eastAsia="Avenir Next"/>
           <w:b/>
           <w:color w:val="003A70"/>
+          <w:sz w:val="22"/>
+          <w:szCs w:val="18"/>
+        </w:rPr>
+        <w:t xml:space="preserve">Step 1</w:t>
+      </w:r>
+      <w:r>
+        <w:rPr>
+          <w:rFonts w:ascii="Avenir Next" w:hAnsi="Avenir Next" w:cs="Avenir Next" w:eastAsia="Avenir Next"/>
+          <w:color w:val="1A1A1A"/>
           <w:sz w:val="18"/>
           <w:szCs w:val="18"/>
         </w:rPr>
-        <w:t xml:space="preserve">Step 1</w:t>
-      </w:r>
-      <w:r>
-        <w:rPr>
-          <w:rFonts w:ascii="Avenir Next" w:hAnsi="Avenir Next" w:cs="Avenir Next" w:eastAsia="Avenir Next"/>
-          <w:color w:val="1A1A1A"/>
-          <w:sz w:val="18"/>
-          <w:szCs w:val="18"/>
-        </w:rPr>
         <w:tab/>
       </w:r>
       <w:r>
         <w:rPr>
           <w:rFonts w:ascii="Avenir Next" w:hAnsi="Avenir Next" w:cs="Avenir Next" w:eastAsia="Avenir Next"/>
           <w:color w:val="1A1A1A"/>
+          <w:sz w:val="22"/>
+          <w:szCs w:val="21"/>
+        </w:rPr>
+        <w:t xml:space="preserve">Line up the points of 6.25 and </w:t>
+      </w:r>
+      <w:r>
+        <w:rPr>
+          <w:rFonts w:ascii="Avenir Next" w:hAnsi="Avenir Next" w:cs="Avenir Next" w:eastAsia="Avenir Next"/>
+          <w:color w:val="1A1A1A"/>
           <w:sz w:val="21"/>
           <w:szCs w:val="21"/>
-        </w:rPr>
-        <w:t xml:space="preserve">Line up the points of 6.25 and </w:t>
-      </w:r>
-      <w:r>
-        <w:rPr>
-          <w:rFonts w:ascii="Avenir Next" w:hAnsi="Avenir Next" w:cs="Avenir Next" w:eastAsia="Avenir Next"/>
-          <w:color w:val="1A1A1A"/>
-          <w:sz w:val="21"/>
-          <w:szCs w:val="21"/>
           <w:u w:val="single"/>
         </w:rPr>
         <w:t xml:space="preserve">                </w:t>
@@ -2528,7 +2547,7 @@
         <w:rPr>
           <w:rFonts w:ascii="Avenir Next" w:hAnsi="Avenir Next" w:cs="Avenir Next" w:eastAsia="Avenir Next"/>
           <w:color w:val="1A1A1A"/>
-          <w:sz w:val="21"/>
+          <w:sz w:val="22"/>
           <w:szCs w:val="21"/>
         </w:rPr>
         <w:t xml:space="preserve">.</w:t>
@@ -2548,35 +2567,35 @@
           <w:rFonts w:ascii="Avenir Next" w:hAnsi="Avenir Next" w:cs="Avenir Next" w:eastAsia="Avenir Next"/>
           <w:b/>
           <w:color w:val="003A70"/>
+          <w:sz w:val="22"/>
+          <w:szCs w:val="18"/>
+        </w:rPr>
+        <w:t xml:space="preserve">Step 2</w:t>
+      </w:r>
+      <w:r>
+        <w:rPr>
+          <w:rFonts w:ascii="Avenir Next" w:hAnsi="Avenir Next" w:cs="Avenir Next" w:eastAsia="Avenir Next"/>
+          <w:color w:val="1A1A1A"/>
           <w:sz w:val="18"/>
           <w:szCs w:val="18"/>
         </w:rPr>
-        <w:t xml:space="preserve">Step 2</w:t>
-      </w:r>
-      <w:r>
-        <w:rPr>
-          <w:rFonts w:ascii="Avenir Next" w:hAnsi="Avenir Next" w:cs="Avenir Next" w:eastAsia="Avenir Next"/>
-          <w:color w:val="1A1A1A"/>
-          <w:sz w:val="18"/>
-          <w:szCs w:val="18"/>
-        </w:rPr>
         <w:tab/>
       </w:r>
       <w:r>
         <w:rPr>
           <w:rFonts w:ascii="Avenir Next" w:hAnsi="Avenir Next" w:cs="Avenir Next" w:eastAsia="Avenir Next"/>
           <w:color w:val="1A1A1A"/>
+          <w:sz w:val="22"/>
+          <w:szCs w:val="21"/>
+        </w:rPr>
+        <w:t xml:space="preserve">Both have </w:t>
+      </w:r>
+      <w:r>
+        <w:rPr>
+          <w:rFonts w:ascii="Avenir Next" w:hAnsi="Avenir Next" w:cs="Avenir Next" w:eastAsia="Avenir Next"/>
+          <w:color w:val="1A1A1A"/>
           <w:sz w:val="21"/>
           <w:szCs w:val="21"/>
-        </w:rPr>
-        <w:t xml:space="preserve">Both have </w:t>
-      </w:r>
-      <w:r>
-        <w:rPr>
-          <w:rFonts w:ascii="Avenir Next" w:hAnsi="Avenir Next" w:cs="Avenir Next" w:eastAsia="Avenir Next"/>
-          <w:color w:val="1A1A1A"/>
-          <w:sz w:val="21"/>
-          <w:szCs w:val="21"/>
           <w:u w:val="single"/>
         </w:rPr>
         <w:t xml:space="preserve">                </w:t>
@@ -2585,7 +2604,7 @@
         <w:rPr>
           <w:rFonts w:ascii="Avenir Next" w:hAnsi="Avenir Next" w:cs="Avenir Next" w:eastAsia="Avenir Next"/>
           <w:color w:val="1A1A1A"/>
-          <w:sz w:val="21"/>
+          <w:sz w:val="22"/>
           <w:szCs w:val="21"/>
         </w:rPr>
         <w:t xml:space="preserve"> places.</w:t>
@@ -2605,25 +2624,25 @@
           <w:rFonts w:ascii="Avenir Next" w:hAnsi="Avenir Next" w:cs="Avenir Next" w:eastAsia="Avenir Next"/>
           <w:b/>
           <w:color w:val="003A70"/>
+          <w:sz w:val="22"/>
+          <w:szCs w:val="18"/>
+        </w:rPr>
+        <w:t xml:space="preserve">Step 3</w:t>
+      </w:r>
+      <w:r>
+        <w:rPr>
+          <w:rFonts w:ascii="Avenir Next" w:hAnsi="Avenir Next" w:cs="Avenir Next" w:eastAsia="Avenir Next"/>
+          <w:color w:val="1A1A1A"/>
           <w:sz w:val="18"/>
           <w:szCs w:val="18"/>
         </w:rPr>
-        <w:t xml:space="preserve">Step 3</w:t>
-      </w:r>
-      <w:r>
-        <w:rPr>
-          <w:rFonts w:ascii="Avenir Next" w:hAnsi="Avenir Next" w:cs="Avenir Next" w:eastAsia="Avenir Next"/>
-          <w:color w:val="1A1A1A"/>
-          <w:sz w:val="18"/>
-          <w:szCs w:val="18"/>
-        </w:rPr>
         <w:tab/>
       </w:r>
       <w:r>
         <w:rPr>
           <w:rFonts w:ascii="Avenir Next" w:hAnsi="Avenir Next" w:cs="Avenir Next" w:eastAsia="Avenir Next"/>
           <w:color w:val="1A1A1A"/>
-          <w:sz w:val="21"/>
+          <w:sz w:val="22"/>
           <w:szCs w:val="21"/>
         </w:rPr>
         <w:t xml:space="preserve">6.25 + 3.75 = </w:t>
@@ -2696,35 +2715,35 @@
           <w:rFonts w:ascii="Avenir Next" w:hAnsi="Avenir Next" w:cs="Avenir Next" w:eastAsia="Avenir Next"/>
           <w:b/>
           <w:color w:val="003A70"/>
+          <w:sz w:val="22"/>
+          <w:szCs w:val="18"/>
+        </w:rPr>
+        <w:t xml:space="preserve">Step 1</w:t>
+      </w:r>
+      <w:r>
+        <w:rPr>
+          <w:rFonts w:ascii="Avenir Next" w:hAnsi="Avenir Next" w:cs="Avenir Next" w:eastAsia="Avenir Next"/>
+          <w:color w:val="1A1A1A"/>
           <w:sz w:val="18"/>
           <w:szCs w:val="18"/>
         </w:rPr>
-        <w:t xml:space="preserve">Step 1</w:t>
-      </w:r>
-      <w:r>
-        <w:rPr>
-          <w:rFonts w:ascii="Avenir Next" w:hAnsi="Avenir Next" w:cs="Avenir Next" w:eastAsia="Avenir Next"/>
-          <w:color w:val="1A1A1A"/>
-          <w:sz w:val="18"/>
-          <w:szCs w:val="18"/>
-        </w:rPr>
         <w:tab/>
       </w:r>
       <w:r>
         <w:rPr>
           <w:rFonts w:ascii="Avenir Next" w:hAnsi="Avenir Next" w:cs="Avenir Next" w:eastAsia="Avenir Next"/>
           <w:color w:val="1A1A1A"/>
+          <w:sz w:val="22"/>
+          <w:szCs w:val="21"/>
+        </w:rPr>
+        <w:t xml:space="preserve">Line up the points of 9 and </w:t>
+      </w:r>
+      <w:r>
+        <w:rPr>
+          <w:rFonts w:ascii="Avenir Next" w:hAnsi="Avenir Next" w:cs="Avenir Next" w:eastAsia="Avenir Next"/>
+          <w:color w:val="1A1A1A"/>
           <w:sz w:val="21"/>
           <w:szCs w:val="21"/>
-        </w:rPr>
-        <w:t xml:space="preserve">Line up the points of 9 and </w:t>
-      </w:r>
-      <w:r>
-        <w:rPr>
-          <w:rFonts w:ascii="Avenir Next" w:hAnsi="Avenir Next" w:cs="Avenir Next" w:eastAsia="Avenir Next"/>
-          <w:color w:val="1A1A1A"/>
-          <w:sz w:val="21"/>
-          <w:szCs w:val="21"/>
           <w:u w:val="single"/>
         </w:rPr>
         <w:t xml:space="preserve">                </w:t>
@@ -2733,7 +2752,7 @@
         <w:rPr>
           <w:rFonts w:ascii="Avenir Next" w:hAnsi="Avenir Next" w:cs="Avenir Next" w:eastAsia="Avenir Next"/>
           <w:color w:val="1A1A1A"/>
-          <w:sz w:val="21"/>
+          <w:sz w:val="22"/>
           <w:szCs w:val="21"/>
         </w:rPr>
         <w:t xml:space="preserve">.</w:t>
@@ -2753,25 +2772,25 @@
           <w:rFonts w:ascii="Avenir Next" w:hAnsi="Avenir Next" w:cs="Avenir Next" w:eastAsia="Avenir Next"/>
           <w:b/>
           <w:color w:val="003A70"/>
+          <w:sz w:val="22"/>
+          <w:szCs w:val="18"/>
+        </w:rPr>
+        <w:t xml:space="preserve">Step 2</w:t>
+      </w:r>
+      <w:r>
+        <w:rPr>
+          <w:rFonts w:ascii="Avenir Next" w:hAnsi="Avenir Next" w:cs="Avenir Next" w:eastAsia="Avenir Next"/>
+          <w:color w:val="1A1A1A"/>
           <w:sz w:val="18"/>
           <w:szCs w:val="18"/>
         </w:rPr>
-        <w:t xml:space="preserve">Step 2</w:t>
-      </w:r>
-      <w:r>
-        <w:rPr>
-          <w:rFonts w:ascii="Avenir Next" w:hAnsi="Avenir Next" w:cs="Avenir Next" w:eastAsia="Avenir Next"/>
-          <w:color w:val="1A1A1A"/>
-          <w:sz w:val="18"/>
-          <w:szCs w:val="18"/>
-        </w:rPr>
         <w:tab/>
       </w:r>
       <w:r>
         <w:rPr>
           <w:rFonts w:ascii="Avenir Next" w:hAnsi="Avenir Next" w:cs="Avenir Next" w:eastAsia="Avenir Next"/>
           <w:color w:val="1A1A1A"/>
-          <w:sz w:val="21"/>
+          <w:sz w:val="22"/>
           <w:szCs w:val="21"/>
         </w:rPr>
         <w:t xml:space="preserve">Write 9 as 9.</w:t>
@@ -2801,35 +2820,35 @@
           <w:rFonts w:ascii="Avenir Next" w:hAnsi="Avenir Next" w:cs="Avenir Next" w:eastAsia="Avenir Next"/>
           <w:b/>
           <w:color w:val="003A70"/>
+          <w:sz w:val="22"/>
+          <w:szCs w:val="18"/>
+        </w:rPr>
+        <w:t xml:space="preserve">Step 3</w:t>
+      </w:r>
+      <w:r>
+        <w:rPr>
+          <w:rFonts w:ascii="Avenir Next" w:hAnsi="Avenir Next" w:cs="Avenir Next" w:eastAsia="Avenir Next"/>
+          <w:color w:val="1A1A1A"/>
           <w:sz w:val="18"/>
           <w:szCs w:val="18"/>
         </w:rPr>
-        <w:t xml:space="preserve">Step 3</w:t>
-      </w:r>
-      <w:r>
-        <w:rPr>
-          <w:rFonts w:ascii="Avenir Next" w:hAnsi="Avenir Next" w:cs="Avenir Next" w:eastAsia="Avenir Next"/>
-          <w:color w:val="1A1A1A"/>
-          <w:sz w:val="18"/>
-          <w:szCs w:val="18"/>
-        </w:rPr>
         <w:tab/>
       </w:r>
       <w:r>
         <w:rPr>
           <w:rFonts w:ascii="Avenir Next" w:hAnsi="Avenir Next" w:cs="Avenir Next" w:eastAsia="Avenir Next"/>
           <w:color w:val="1A1A1A"/>
+          <w:sz w:val="22"/>
+          <w:szCs w:val="21"/>
+        </w:rPr>
+        <w:t xml:space="preserve">9.0 − 2.5 = </w:t>
+      </w:r>
+      <w:r>
+        <w:rPr>
+          <w:rFonts w:ascii="Avenir Next" w:hAnsi="Avenir Next" w:cs="Avenir Next" w:eastAsia="Avenir Next"/>
+          <w:color w:val="1A1A1A"/>
           <w:sz w:val="21"/>
           <w:szCs w:val="21"/>
-        </w:rPr>
-        <w:t xml:space="preserve">9.0 − 2.5 = </w:t>
-      </w:r>
-      <w:r>
-        <w:rPr>
-          <w:rFonts w:ascii="Avenir Next" w:hAnsi="Avenir Next" w:cs="Avenir Next" w:eastAsia="Avenir Next"/>
-          <w:color w:val="1A1A1A"/>
-          <w:sz w:val="21"/>
-          <w:szCs w:val="21"/>
           <w:u w:val="single"/>
         </w:rPr>
         <w:t xml:space="preserve">                </w:t>
@@ -2842,6 +2861,7 @@
     </w:p>
     <w:p>
       <w:pPr>
+        <w:pStyle w:val="Heading2"/>
         <w:keepNext/>
         <w:pBdr>
           <w:bottom w:val="single" w:sz="8" w:space="3" w:color="003A70"/>
@@ -2857,7 +2877,7 @@
           <w:b/>
           <w:color w:val="003A70"/>
           <w:spacing w:val="14"/>
-          <w:sz w:val="19"/>
+          <w:sz w:val="22"/>
           <w:szCs w:val="19"/>
         </w:rPr>
         <w:t xml:space="preserve">YOUR TURN</w:t>
@@ -2876,7 +2896,7 @@
           <w:rFonts w:ascii="Avenir Next" w:hAnsi="Avenir Next" w:cs="Avenir Next" w:eastAsia="Avenir Next"/>
           <w:i/>
           <w:color w:val="5A5F66"/>
-          <w:sz w:val="17"/>
+          <w:sz w:val="22"/>
           <w:szCs w:val="17"/>
         </w:rPr>
         <w:t xml:space="preserve">use the steps on your own</w:t>
@@ -3048,7 +3068,7 @@
                       <w:szCs w:val="22"/>
                       <w:u w:val="single"/>
                     </w:rPr>
-                    <w:t xml:space="preserve">      </w:t>
+                    <w:t xml:space="preserve">          </w:t>
                   </w:r>
                 </w:p>
               </w:tc>
@@ -3110,7 +3130,7 @@
                       <w:szCs w:val="22"/>
                       <w:u w:val="single"/>
                     </w:rPr>
-                    <w:t xml:space="preserve">      </w:t>
+                    <w:t xml:space="preserve">          </w:t>
                   </w:r>
                 </w:p>
               </w:tc>
@@ -3172,7 +3192,7 @@
                       <w:szCs w:val="22"/>
                       <w:u w:val="single"/>
                     </w:rPr>
-                    <w:t xml:space="preserve">      </w:t>
+                    <w:t xml:space="preserve">          </w:t>
                   </w:r>
                 </w:p>
               </w:tc>
@@ -3240,7 +3260,7 @@
                       <w:szCs w:val="22"/>
                       <w:u w:val="single"/>
                     </w:rPr>
-                    <w:t xml:space="preserve">      </w:t>
+                    <w:t xml:space="preserve">          </w:t>
                   </w:r>
                 </w:p>
               </w:tc>
@@ -3302,7 +3322,7 @@
                       <w:szCs w:val="22"/>
                       <w:u w:val="single"/>
                     </w:rPr>
-                    <w:t xml:space="preserve">      </w:t>
+                    <w:t xml:space="preserve">          </w:t>
                   </w:r>
                 </w:p>
               </w:tc>
@@ -3364,7 +3384,7 @@
                       <w:szCs w:val="22"/>
                       <w:u w:val="single"/>
                     </w:rPr>
-                    <w:t xml:space="preserve">      </w:t>
+                    <w:t xml:space="preserve">          </w:t>
                   </w:r>
                 </w:p>
               </w:tc>
@@ -3385,6 +3405,7 @@
     </w:p>
     <w:p>
       <w:pPr>
+        <w:pStyle w:val="Heading2"/>
         <w:keepNext/>
         <w:pBdr>
           <w:bottom w:val="single" w:sz="8" w:space="3" w:color="003A70"/>
@@ -3400,7 +3421,7 @@
           <w:b/>
           <w:color w:val="003A70"/>
           <w:spacing w:val="14"/>
-          <w:sz w:val="19"/>
+          <w:sz w:val="22"/>
           <w:szCs w:val="19"/>
         </w:rPr>
         <w:t xml:space="preserve">READY CHECK</w:t>
@@ -3419,7 +3440,7 @@
           <w:rFonts w:ascii="Avenir Next" w:hAnsi="Avenir Next" w:cs="Avenir Next" w:eastAsia="Avenir Next"/>
           <w:i/>
           <w:color w:val="5A5F66"/>
-          <w:sz w:val="17"/>
+          <w:sz w:val="22"/>
           <w:szCs w:val="17"/>
         </w:rPr>
         <w:t xml:space="preserve">a problem like the one in today’s lesson</w:t>
@@ -3551,25 +3572,25 @@
                       <w:rFonts w:ascii="Avenir Next" w:hAnsi="Avenir Next" w:cs="Avenir Next" w:eastAsia="Avenir Next"/>
                       <w:b/>
                       <w:color w:val="003A70"/>
+                      <w:sz w:val="22"/>
+                      <w:szCs w:val="21"/>
+                    </w:rPr>
+                    <w:t xml:space="preserve">A</w:t>
+                  </w:r>
+                  <w:r>
+                    <w:rPr>
+                      <w:rFonts w:ascii="Avenir Next" w:hAnsi="Avenir Next" w:cs="Avenir Next" w:eastAsia="Avenir Next"/>
+                      <w:color w:val="1A1A1A"/>
                       <w:sz w:val="21"/>
                       <w:szCs w:val="21"/>
                     </w:rPr>
-                    <w:t xml:space="preserve">A</w:t>
-                  </w:r>
-                  <w:r>
-                    <w:rPr>
-                      <w:rFonts w:ascii="Avenir Next" w:hAnsi="Avenir Next" w:cs="Avenir Next" w:eastAsia="Avenir Next"/>
-                      <w:color w:val="1A1A1A"/>
-                      <w:sz w:val="21"/>
-                      <w:szCs w:val="21"/>
-                    </w:rPr>
                     <w:tab/>
                   </w:r>
                   <w:r>
                     <w:rPr>
                       <w:rFonts w:ascii="Avenir Next" w:hAnsi="Avenir Next" w:cs="Avenir Next" w:eastAsia="Avenir Next"/>
                       <w:color w:val="1A1A1A"/>
-                      <w:sz w:val="21"/>
+                      <w:sz w:val="22"/>
                       <w:szCs w:val="21"/>
                     </w:rPr>
                     <w:t xml:space="preserve">$7.75</w:t>
@@ -3594,25 +3615,25 @@
                       <w:rFonts w:ascii="Avenir Next" w:hAnsi="Avenir Next" w:cs="Avenir Next" w:eastAsia="Avenir Next"/>
                       <w:b/>
                       <w:color w:val="003A70"/>
+                      <w:sz w:val="22"/>
+                      <w:szCs w:val="21"/>
+                    </w:rPr>
+                    <w:t xml:space="preserve">B</w:t>
+                  </w:r>
+                  <w:r>
+                    <w:rPr>
+                      <w:rFonts w:ascii="Avenir Next" w:hAnsi="Avenir Next" w:cs="Avenir Next" w:eastAsia="Avenir Next"/>
+                      <w:color w:val="1A1A1A"/>
                       <w:sz w:val="21"/>
                       <w:szCs w:val="21"/>
                     </w:rPr>
-                    <w:t xml:space="preserve">B</w:t>
-                  </w:r>
-                  <w:r>
-                    <w:rPr>
-                      <w:rFonts w:ascii="Avenir Next" w:hAnsi="Avenir Next" w:cs="Avenir Next" w:eastAsia="Avenir Next"/>
-                      <w:color w:val="1A1A1A"/>
-                      <w:sz w:val="21"/>
-                      <w:szCs w:val="21"/>
-                    </w:rPr>
                     <w:tab/>
                   </w:r>
                   <w:r>
                     <w:rPr>
                       <w:rFonts w:ascii="Avenir Next" w:hAnsi="Avenir Next" w:cs="Avenir Next" w:eastAsia="Avenir Next"/>
                       <w:color w:val="1A1A1A"/>
-                      <w:sz w:val="21"/>
+                      <w:sz w:val="22"/>
                       <w:szCs w:val="21"/>
                     </w:rPr>
                     <w:t xml:space="preserve">$21.50</w:t>
@@ -3637,25 +3658,25 @@
                       <w:rFonts w:ascii="Avenir Next" w:hAnsi="Avenir Next" w:cs="Avenir Next" w:eastAsia="Avenir Next"/>
                       <w:b/>
                       <w:color w:val="003A70"/>
+                      <w:sz w:val="22"/>
+                      <w:szCs w:val="21"/>
+                    </w:rPr>
+                    <w:t xml:space="preserve">C</w:t>
+                  </w:r>
+                  <w:r>
+                    <w:rPr>
+                      <w:rFonts w:ascii="Avenir Next" w:hAnsi="Avenir Next" w:cs="Avenir Next" w:eastAsia="Avenir Next"/>
+                      <w:color w:val="1A1A1A"/>
                       <w:sz w:val="21"/>
                       <w:szCs w:val="21"/>
                     </w:rPr>
-                    <w:t xml:space="preserve">C</w:t>
-                  </w:r>
-                  <w:r>
-                    <w:rPr>
-                      <w:rFonts w:ascii="Avenir Next" w:hAnsi="Avenir Next" w:cs="Avenir Next" w:eastAsia="Avenir Next"/>
-                      <w:color w:val="1A1A1A"/>
-                      <w:sz w:val="21"/>
-                      <w:szCs w:val="21"/>
-                    </w:rPr>
                     <w:tab/>
                   </w:r>
                   <w:r>
                     <w:rPr>
                       <w:rFonts w:ascii="Avenir Next" w:hAnsi="Avenir Next" w:cs="Avenir Next" w:eastAsia="Avenir Next"/>
                       <w:color w:val="1A1A1A"/>
-                      <w:sz w:val="21"/>
+                      <w:sz w:val="22"/>
                       <w:szCs w:val="21"/>
                     </w:rPr>
                     <w:t xml:space="preserve">$32.75</w:t>
@@ -3680,25 +3701,25 @@
                       <w:rFonts w:ascii="Avenir Next" w:hAnsi="Avenir Next" w:cs="Avenir Next" w:eastAsia="Avenir Next"/>
                       <w:b/>
                       <w:color w:val="003A70"/>
+                      <w:sz w:val="22"/>
+                      <w:szCs w:val="21"/>
+                    </w:rPr>
+                    <w:t xml:space="preserve">D</w:t>
+                  </w:r>
+                  <w:r>
+                    <w:rPr>
+                      <w:rFonts w:ascii="Avenir Next" w:hAnsi="Avenir Next" w:cs="Avenir Next" w:eastAsia="Avenir Next"/>
+                      <w:color w:val="1A1A1A"/>
                       <w:sz w:val="21"/>
                       <w:szCs w:val="21"/>
                     </w:rPr>
-                    <w:t xml:space="preserve">D</w:t>
-                  </w:r>
-                  <w:r>
-                    <w:rPr>
-                      <w:rFonts w:ascii="Avenir Next" w:hAnsi="Avenir Next" w:cs="Avenir Next" w:eastAsia="Avenir Next"/>
-                      <w:color w:val="1A1A1A"/>
-                      <w:sz w:val="21"/>
-                      <w:szCs w:val="21"/>
-                    </w:rPr>
                     <w:tab/>
                   </w:r>
                   <w:r>
                     <w:rPr>
                       <w:rFonts w:ascii="Avenir Next" w:hAnsi="Avenir Next" w:cs="Avenir Next" w:eastAsia="Avenir Next"/>
                       <w:color w:val="1A1A1A"/>
-                      <w:sz w:val="21"/>
+                      <w:sz w:val="22"/>
                       <w:szCs w:val="21"/>
                     </w:rPr>
                     <w:t xml:space="preserve">$33.75</w:t>
@@ -3747,19 +3768,42 @@
         <w:tblLook w:val="0000" w:firstRow="0" w:lastRow="0" w:firstColumn="0" w:lastColumn="0" w:noHBand="1" w:noVBand="1"/>
       </w:tblPr>
       <w:tblGrid>
-        <w:gridCol w:w="2000"/>
-        <w:gridCol w:w="2300"/>
-        <w:gridCol w:w="2100"/>
-        <w:gridCol w:w="3104"/>
+        <w:gridCol w:w="1750"/>
+        <w:gridCol w:w="2500"/>
+        <w:gridCol w:w="2200"/>
+        <w:gridCol w:w="3054"/>
       </w:tblGrid>
       <w:tr>
         <w:trPr>
           <w:cantSplit/>
-          <w:trHeight w:val="320" w:hRule="atLeast"/>
+          <w:trHeight w:val="300" w:hRule="atLeast"/>
         </w:trPr>
         <w:tc>
           <w:tcPr>
-            <w:tcW w:w="2000" w:type="dxa"/>
+            <w:tcW w:w="1750" w:type="dxa"/>
+            <w:vAlign w:val="center"/>
+          </w:tcPr>
+          <w:p>
+            <w:pPr>
+              <w:pStyle w:val="Heading2"/>
+              <w:spacing w:before="0" w:after="0" w:line="240" w:lineRule="auto"/>
+            </w:pPr>
+            <w:r>
+              <w:rPr>
+                <w:rFonts w:ascii="Avenir Next" w:hAnsi="Avenir Next" w:cs="Avenir Next" w:eastAsia="Avenir Next"/>
+                <w:b/>
+                <w:color w:val="003A70"/>
+                <w:spacing w:val="12"/>
+                <w:sz w:val="15"/>
+                <w:szCs w:val="15"/>
+              </w:rPr>
+              <w:t xml:space="preserve">CHECK YOURSELF</w:t>
+            </w:r>
+          </w:p>
+        </w:tc>
+        <w:tc>
+          <w:tcPr>
+            <w:tcW w:w="2500" w:type="dxa"/>
             <w:vAlign w:val="center"/>
           </w:tcPr>
           <w:p>
@@ -3768,20 +3812,27 @@
             </w:pPr>
             <w:r>
               <w:rPr>
-                <w:rFonts w:ascii="Avenir Next" w:hAnsi="Avenir Next" w:cs="Avenir Next" w:eastAsia="Avenir Next"/>
-                <w:b/>
-                <w:color w:val="003A70"/>
-                <w:spacing w:val="12"/>
-                <w:sz w:val="15"/>
-                <w:szCs w:val="15"/>
-              </w:rPr>
-              <w:t xml:space="preserve">CHECK YOURSELF</w:t>
+                <w:rFonts w:ascii="Arial" w:hAnsi="Arial" w:cs="Arial" w:eastAsia="Arial"/>
+                <w:color w:val="1A1A1A"/>
+                <w:sz w:val="20"/>
+                <w:szCs w:val="20"/>
+              </w:rPr>
+              <w:t xml:space="preserve">□</w:t>
+            </w:r>
+            <w:r>
+              <w:rPr>
+                <w:rFonts w:ascii="Avenir Next" w:hAnsi="Avenir Next" w:cs="Avenir Next" w:eastAsia="Avenir Next"/>
+                <w:color w:val="1A1A1A"/>
+                <w:sz w:val="17"/>
+                <w:szCs w:val="17"/>
+              </w:rPr>
+              <w:t xml:space="preserve">  I can do this on my own</w:t>
             </w:r>
           </w:p>
         </w:tc>
         <w:tc>
           <w:tcPr>
-            <w:tcW w:w="2300" w:type="dxa"/>
+            <w:tcW w:w="2200" w:type="dxa"/>
             <w:vAlign w:val="center"/>
           </w:tcPr>
           <w:p>
@@ -3792,8 +3843,8 @@
               <w:rPr>
                 <w:rFonts w:ascii="Arial" w:hAnsi="Arial" w:cs="Arial" w:eastAsia="Arial"/>
                 <w:color w:val="1A1A1A"/>
-                <w:sz w:val="24"/>
-                <w:szCs w:val="24"/>
+                <w:sz w:val="20"/>
+                <w:szCs w:val="20"/>
               </w:rPr>
               <w:t xml:space="preserve">□</w:t>
             </w:r>
@@ -3804,13 +3855,13 @@
                 <w:sz w:val="17"/>
                 <w:szCs w:val="17"/>
               </w:rPr>
-              <w:t xml:space="preserve">  I can do this on my own</w:t>
+              <w:t xml:space="preserve">  I need a little help</w:t>
             </w:r>
           </w:p>
         </w:tc>
         <w:tc>
           <w:tcPr>
-            <w:tcW w:w="2100" w:type="dxa"/>
+            <w:tcW w:w="3054" w:type="dxa"/>
             <w:vAlign w:val="center"/>
           </w:tcPr>
           <w:p>
@@ -3821,37 +3872,8 @@
               <w:rPr>
                 <w:rFonts w:ascii="Arial" w:hAnsi="Arial" w:cs="Arial" w:eastAsia="Arial"/>
                 <w:color w:val="1A1A1A"/>
-                <w:sz w:val="24"/>
-                <w:szCs w:val="24"/>
-              </w:rPr>
-              <w:t xml:space="preserve">□</w:t>
-            </w:r>
-            <w:r>
-              <w:rPr>
-                <w:rFonts w:ascii="Avenir Next" w:hAnsi="Avenir Next" w:cs="Avenir Next" w:eastAsia="Avenir Next"/>
-                <w:color w:val="1A1A1A"/>
-                <w:sz w:val="17"/>
-                <w:szCs w:val="17"/>
-              </w:rPr>
-              <w:t xml:space="preserve">  I need a little help</w:t>
-            </w:r>
-          </w:p>
-        </w:tc>
-        <w:tc>
-          <w:tcPr>
-            <w:tcW w:w="3104" w:type="dxa"/>
-            <w:vAlign w:val="center"/>
-          </w:tcPr>
-          <w:p>
-            <w:pPr>
-              <w:spacing w:before="0" w:after="0" w:line="240" w:lineRule="auto"/>
-            </w:pPr>
-            <w:r>
-              <w:rPr>
-                <w:rFonts w:ascii="Arial" w:hAnsi="Arial" w:cs="Arial" w:eastAsia="Arial"/>
-                <w:color w:val="1A1A1A"/>
-                <w:sz w:val="24"/>
-                <w:szCs w:val="24"/>
+                <w:sz w:val="20"/>
+                <w:szCs w:val="20"/>
               </w:rPr>
               <w:t xml:space="preserve">□</w:t>
             </w:r>
@@ -3886,7 +3908,7 @@
     <w:sectPr>
       <w:footerReference w:type="default" r:id="rIdFooter1"/>
       <w:pgSz w:w="12240" w:h="15840"/>
-      <w:pgMar w:top="893" w:right="1224" w:bottom="835" w:left="1512" w:header="432" w:footer="432" w:gutter="0"/>
+      <w:pgMar w:top="780" w:right="1224" w:bottom="760" w:left="1512" w:header="432" w:footer="432" w:gutter="0"/>
       <w:cols w:space="720"/>
     </w:sectPr>
   </w:body>
@@ -3966,7 +3988,106 @@
               <w:sz w:val="15"/>
               <w:szCs w:val="15"/>
             </w:rPr>
-            <w:t xml:space="preserve">Lesson 8-2  ·  Session 2  ·  Prerequisite Practice A</w:t>
+            <w:t xml:space="preserve">8-2 · Page </w:t>
+          </w:r>
+          <w:r>
+            <w:rPr>
+              <w:rFonts w:ascii="Avenir Next" w:hAnsi="Avenir Next" w:cs="Avenir Next" w:eastAsia="Avenir Next"/>
+              <w:color w:val="5A5F66"/>
+              <w:sz w:val="15"/>
+              <w:szCs w:val="15"/>
+            </w:rPr>
+            <w:fldChar w:fldCharType="begin"/>
+          </w:r>
+          <w:r>
+            <w:rPr>
+              <w:rFonts w:ascii="Avenir Next" w:hAnsi="Avenir Next" w:cs="Avenir Next" w:eastAsia="Avenir Next"/>
+              <w:color w:val="5A5F66"/>
+              <w:sz w:val="15"/>
+              <w:szCs w:val="15"/>
+            </w:rPr>
+            <w:instrText xml:space="preserve"> PAGE </w:instrText>
+          </w:r>
+          <w:r>
+            <w:rPr>
+              <w:rFonts w:ascii="Avenir Next" w:hAnsi="Avenir Next" w:cs="Avenir Next" w:eastAsia="Avenir Next"/>
+              <w:color w:val="5A5F66"/>
+              <w:sz w:val="15"/>
+              <w:szCs w:val="15"/>
+            </w:rPr>
+            <w:fldChar w:fldCharType="separate"/>
+          </w:r>
+          <w:r>
+            <w:rPr>
+              <w:rFonts w:ascii="Avenir Next" w:hAnsi="Avenir Next" w:cs="Avenir Next" w:eastAsia="Avenir Next"/>
+              <w:color w:val="5A5F66"/>
+              <w:sz w:val="15"/>
+              <w:szCs w:val="15"/>
+            </w:rPr>
+            <w:t xml:space="preserve">1</w:t>
+          </w:r>
+          <w:r>
+            <w:rPr>
+              <w:rFonts w:ascii="Avenir Next" w:hAnsi="Avenir Next" w:cs="Avenir Next" w:eastAsia="Avenir Next"/>
+              <w:color w:val="5A5F66"/>
+              <w:sz w:val="15"/>
+              <w:szCs w:val="15"/>
+            </w:rPr>
+            <w:fldChar w:fldCharType="end"/>
+          </w:r>
+          <w:r>
+            <w:rPr>
+              <w:rFonts w:ascii="Avenir Next" w:hAnsi="Avenir Next" w:cs="Avenir Next" w:eastAsia="Avenir Next"/>
+              <w:color w:val="5A5F66"/>
+              <w:sz w:val="15"/>
+              <w:szCs w:val="15"/>
+            </w:rPr>
+            <w:t xml:space="preserve"> of </w:t>
+          </w:r>
+          <w:r>
+            <w:rPr>
+              <w:rFonts w:ascii="Avenir Next" w:hAnsi="Avenir Next" w:cs="Avenir Next" w:eastAsia="Avenir Next"/>
+              <w:color w:val="5A5F66"/>
+              <w:sz w:val="15"/>
+              <w:szCs w:val="15"/>
+            </w:rPr>
+            <w:fldChar w:fldCharType="begin"/>
+          </w:r>
+          <w:r>
+            <w:rPr>
+              <w:rFonts w:ascii="Avenir Next" w:hAnsi="Avenir Next" w:cs="Avenir Next" w:eastAsia="Avenir Next"/>
+              <w:color w:val="5A5F66"/>
+              <w:sz w:val="15"/>
+              <w:szCs w:val="15"/>
+            </w:rPr>
+            <w:instrText xml:space="preserve"> NUMPAGES </w:instrText>
+          </w:r>
+          <w:r>
+            <w:rPr>
+              <w:rFonts w:ascii="Avenir Next" w:hAnsi="Avenir Next" w:cs="Avenir Next" w:eastAsia="Avenir Next"/>
+              <w:color w:val="5A5F66"/>
+              <w:sz w:val="15"/>
+              <w:szCs w:val="15"/>
+            </w:rPr>
+            <w:fldChar w:fldCharType="separate"/>
+          </w:r>
+          <w:r>
+            <w:rPr>
+              <w:rFonts w:ascii="Avenir Next" w:hAnsi="Avenir Next" w:cs="Avenir Next" w:eastAsia="Avenir Next"/>
+              <w:color w:val="5A5F66"/>
+              <w:sz w:val="15"/>
+              <w:szCs w:val="15"/>
+            </w:rPr>
+            <w:t xml:space="preserve">1</w:t>
+          </w:r>
+          <w:r>
+            <w:rPr>
+              <w:rFonts w:ascii="Avenir Next" w:hAnsi="Avenir Next" w:cs="Avenir Next" w:eastAsia="Avenir Next"/>
+              <w:color w:val="5A5F66"/>
+              <w:sz w:val="15"/>
+              <w:szCs w:val="15"/>
+            </w:rPr>
+            <w:fldChar w:fldCharType="end"/>
           </w:r>
         </w:p>
       </w:tc>
@@ -4009,5 +4130,23 @@
       </w:tblCellMar>
     </w:tblPr>
   </w:style>
+  <w:style w:type="paragraph" w:styleId="Heading1">
+    <w:name w:val="heading 1"/>
+    <w:basedOn w:val="Normal"/>
+    <w:pPr>
+      <w:outlineLvl w:val="0"/>
+      <w:keepNext w:val="0"/>
+      <w:keepLines w:val="0"/>
+    </w:pPr>
+  </w:style>
+  <w:style w:type="paragraph" w:styleId="Heading2">
+    <w:name w:val="heading 2"/>
+    <w:basedOn w:val="Normal"/>
+    <w:pPr>
+      <w:outlineLvl w:val="1"/>
+      <w:keepNext w:val="0"/>
+      <w:keepLines w:val="0"/>
+    </w:pPr>
+  </w:style>
 </w:styles>
 </file>